--- a/EXPORTS/DOCX/published/niveau1/Dutch/Sources.docx
+++ b/EXPORTS/DOCX/published/niveau1/Dutch/Sources.docx
@@ -1391,7 +1391,6 @@
       </w:r>
       <w:r>
         <w:rPr>
-          <w:u w:val="single" w:color="0000ff"/>
           <w:rFonts w:ascii="Charis SIL Italic" w:hAnsi="Charis SIL Italic" w:eastAsia="Charis SIL Italic"/>
           <w:b w:val="0"/>
           <w:i w:val="0"/>
@@ -1407,8 +1406,139 @@
           <w:i w:val="0"/>
           <w:color w:val="0000FF"/>
           <w:sz w:val="24"/>
-        </w:rPr>
-        <w:t>Universitaire Bibliotheken L</w:t>
+          <w:u w:val="single"/>
+        </w:rPr>
+        <w:hyperlink r:id="rId15" w:history="1">
+          <w:r>
+            <w:rPr>
+              <w:rStyle w:val="Hyperlink"/>
+            </w:rPr>
+            <w:t>Univ</w:t>
+          </w:r>
+        </w:hyperlink>
+      </w:r>
+      <w:r>
+        <w:rPr>
+          <w:rFonts w:ascii="Charis SIL Italic" w:hAnsi="Charis SIL Italic" w:eastAsia="Charis SIL Italic"/>
+          <w:b w:val="0"/>
+          <w:i w:val="0"/>
+          <w:color w:val="0000FF"/>
+          <w:sz w:val="24"/>
+          <w:u w:val="single"/>
+        </w:rPr>
+        <w:hyperlink r:id="rId15" w:history="1">
+          <w:r>
+            <w:rPr>
+              <w:rStyle w:val="Hyperlink"/>
+            </w:rPr>
+            <w:t>ersitai</w:t>
+          </w:r>
+        </w:hyperlink>
+      </w:r>
+      <w:r>
+        <w:rPr>
+          <w:rFonts w:ascii="Charis SIL Italic" w:hAnsi="Charis SIL Italic" w:eastAsia="Charis SIL Italic"/>
+          <w:b w:val="0"/>
+          <w:i w:val="0"/>
+          <w:color w:val="0000FF"/>
+          <w:sz w:val="24"/>
+          <w:u w:val="single"/>
+        </w:rPr>
+        <w:hyperlink r:id="rId15" w:history="1">
+          <w:r>
+            <w:rPr>
+              <w:rStyle w:val="Hyperlink"/>
+            </w:rPr>
+            <w:t>r</w:t>
+          </w:r>
+        </w:hyperlink>
+      </w:r>
+      <w:r>
+        <w:rPr>
+          <w:rFonts w:ascii="Charis SIL Italic" w:hAnsi="Charis SIL Italic" w:eastAsia="Charis SIL Italic"/>
+          <w:b w:val="0"/>
+          <w:i w:val="0"/>
+          <w:color w:val="0000FF"/>
+          <w:sz w:val="24"/>
+          <w:u w:val="single"/>
+        </w:rPr>
+        <w:hyperlink r:id="rId15" w:history="1">
+          <w:r>
+            <w:rPr>
+              <w:rStyle w:val="Hyperlink"/>
+            </w:rPr>
+            <w:t>e</w:t>
+          </w:r>
+        </w:hyperlink>
+      </w:r>
+      <w:r>
+        <w:rPr>
+          <w:rFonts w:ascii="Charis SIL Italic" w:hAnsi="Charis SIL Italic" w:eastAsia="Charis SIL Italic"/>
+          <w:b w:val="0"/>
+          <w:i w:val="0"/>
+          <w:color w:val="0000FF"/>
+          <w:sz w:val="24"/>
+          <w:u w:val="single"/>
+        </w:rPr>
+        <w:t xml:space="preserve"> </w:t>
+      </w:r>
+      <w:r>
+        <w:rPr>
+          <w:rFonts w:ascii="Charis SIL Italic" w:hAnsi="Charis SIL Italic" w:eastAsia="Charis SIL Italic"/>
+          <w:b w:val="0"/>
+          <w:i w:val="0"/>
+          <w:color w:val="0000FF"/>
+          <w:sz w:val="24"/>
+          <w:u w:val="single"/>
+        </w:rPr>
+        <w:t>B</w:t>
+      </w:r>
+      <w:r>
+        <w:rPr>
+          <w:rFonts w:ascii="Charis SIL Italic" w:hAnsi="Charis SIL Italic" w:eastAsia="Charis SIL Italic"/>
+          <w:b w:val="0"/>
+          <w:i w:val="0"/>
+          <w:color w:val="0000FF"/>
+          <w:sz w:val="24"/>
+          <w:u w:val="single"/>
+        </w:rPr>
+        <w:hyperlink r:id="rId15" w:history="1">
+          <w:r>
+            <w:rPr>
+              <w:rStyle w:val="Hyperlink"/>
+            </w:rPr>
+            <w:t>ibliotheken</w:t>
+          </w:r>
+        </w:hyperlink>
+      </w:r>
+      <w:r>
+        <w:rPr>
+          <w:rFonts w:ascii="Charis SIL Italic" w:hAnsi="Charis SIL Italic" w:eastAsia="Charis SIL Italic"/>
+          <w:b w:val="0"/>
+          <w:i w:val="0"/>
+          <w:color w:val="0000FF"/>
+          <w:sz w:val="24"/>
+          <w:u w:val="single"/>
+        </w:rPr>
+        <w:t xml:space="preserve"> </w:t>
+      </w:r>
+      <w:r>
+        <w:rPr>
+          <w:rFonts w:ascii="Charis SIL Italic" w:hAnsi="Charis SIL Italic" w:eastAsia="Charis SIL Italic"/>
+          <w:b w:val="0"/>
+          <w:i w:val="0"/>
+          <w:color w:val="0000FF"/>
+          <w:sz w:val="24"/>
+          <w:u w:val="single"/>
+        </w:rPr>
+        <w:hyperlink r:id="rId15" w:history="1">
+          <w:r>
+            <w:rPr>
+              <w:rStyle w:val="Hyperlink"/>
+            </w:rPr>
+            <w:t>L</w:t>
+          </w:r>
+        </w:hyperlink>
       </w:r>
       <w:r>
         <w:rPr>
@@ -2032,32 +2162,13 @@
       </w:r>
       <w:r>
         <w:rPr>
-          <w:u w:val="single" w:color="0000ff"/>
           <w:rFonts w:ascii="Charis SIL Italic" w:hAnsi="Charis SIL Italic" w:eastAsia="Charis SIL Italic"/>
           <w:b w:val="0"/>
           <w:i w:val="0"/>
           <w:color w:val="000000"/>
           <w:sz w:val="24"/>
         </w:rPr>
-        <w:hyperlink r:id="rId17" w:history="1">
-          <w:r>
-            <w:rPr>
-              <w:rStyle w:val="Hyperlink"/>
-            </w:rPr>
-            <w:t>(sta</w:t>
-          </w:r>
-        </w:hyperlink>
-      </w:r>
-      <w:r>
-        <w:rPr>
-          <w:u w:val="single" w:color="0000ff"/>
-          <w:rFonts w:ascii="Charis SIL Italic" w:hAnsi="Charis SIL Italic" w:eastAsia="Charis SIL Italic"/>
-          <w:b w:val="0"/>
-          <w:i w:val="0"/>
-          <w:color w:val="000000"/>
-          <w:sz w:val="24"/>
-        </w:rPr>
-        <w:t>m</w:t>
+        <w:t>(stam</w:t>
       </w:r>
       <w:r>
         <w:rPr>
@@ -2451,7 +2562,7 @@
           <w:sz w:val="24"/>
           <w:u w:val="single"/>
         </w:rPr>
-        <w:hyperlink r:id="rId19" w:history="1">
+        <w:hyperlink r:id="rId18" w:history="1">
           <w:r>
             <w:rPr>
               <w:rStyle w:val="Hyperlink"/>
@@ -2480,7 +2591,7 @@
           <w:sz w:val="24"/>
           <w:u w:val="single"/>
         </w:rPr>
-        <w:hyperlink r:id="rId19" w:history="1">
+        <w:hyperlink r:id="rId18" w:history="1">
           <w:r>
             <w:rPr>
               <w:rStyle w:val="Hyperlink"/>
@@ -2556,7 +2667,7 @@
           <w:sz w:val="24"/>
           <w:u w:val="single"/>
         </w:rPr>
-        <w:hyperlink r:id="rId18" w:history="1">
+        <w:hyperlink r:id="rId19" w:history="1">
           <w:r>
             <w:rPr>
               <w:rStyle w:val="Hyperlink"/>
@@ -2601,83 +2712,7 @@
           <w:color w:val="000000"/>
           <w:sz w:val="24"/>
         </w:rPr>
-        <w:t>de archieven m</w:t>
-      </w:r>
-      <w:r>
-        <w:rPr>
-          <w:u w:val="single" w:color="0000ff"/>
-          <w:rFonts w:ascii="Charis SIL Italic" w:hAnsi="Charis SIL Italic" w:eastAsia="Charis SIL Italic"/>
-          <w:b w:val="0"/>
-          <w:i w:val="0"/>
-          <w:color w:val="000000"/>
-          <w:sz w:val="24"/>
-        </w:rPr>
-        <w:t>e</w:t>
-      </w:r>
-      <w:r>
-        <w:rPr>
-          <w:u w:val="single" w:color="0000ff"/>
-          <w:rFonts w:ascii="Charis SIL Italic" w:hAnsi="Charis SIL Italic" w:eastAsia="Charis SIL Italic"/>
-          <w:b w:val="0"/>
-          <w:i w:val="0"/>
-          <w:color w:val="000000"/>
-          <w:sz w:val="24"/>
-        </w:rPr>
-        <w:hyperlink r:id="rId19" w:history="1">
-          <w:r>
-            <w:rPr>
-              <w:rStyle w:val="Hyperlink"/>
-            </w:rPr>
-            <w:t>t b</w:t>
-          </w:r>
-        </w:hyperlink>
-      </w:r>
-      <w:r>
-        <w:rPr>
-          <w:u w:val="single" w:color="0000ff"/>
-          <w:rFonts w:ascii="Charis SIL Italic" w:hAnsi="Charis SIL Italic" w:eastAsia="Charis SIL Italic"/>
-          <w:b w:val="0"/>
-          <w:i w:val="0"/>
-          <w:color w:val="000000"/>
-          <w:sz w:val="24"/>
-        </w:rPr>
-        <w:hyperlink r:id="rId19" w:history="1">
-          <w:r>
-            <w:rPr>
-              <w:rStyle w:val="Hyperlink"/>
-            </w:rPr>
-            <w:t>etrekking</w:t>
-          </w:r>
-        </w:hyperlink>
-      </w:r>
-      <w:r>
-        <w:rPr>
-          <w:u w:val="single" w:color="0000ff"/>
-          <w:rFonts w:ascii="Charis SIL Italic" w:hAnsi="Charis SIL Italic" w:eastAsia="Charis SIL Italic"/>
-          <w:b w:val="0"/>
-          <w:i w:val="0"/>
-          <w:color w:val="000000"/>
-          <w:sz w:val="24"/>
-        </w:rPr>
-        <w:t xml:space="preserve"> </w:t>
-      </w:r>
-      <w:r>
-        <w:rPr>
-          <w:u w:val="single" w:color="0000ff"/>
-          <w:rFonts w:ascii="Charis SIL Italic" w:hAnsi="Charis SIL Italic" w:eastAsia="Charis SIL Italic"/>
-          <w:b w:val="0"/>
-          <w:i w:val="0"/>
-          <w:color w:val="000000"/>
-          <w:sz w:val="24"/>
-        </w:rPr>
-        <w:hyperlink r:id="rId19" w:history="1">
-          <w:r>
-            <w:rPr>
-              <w:rStyle w:val="Hyperlink"/>
-            </w:rPr>
-            <w:t>tot N</w:t>
-          </w:r>
-        </w:hyperlink>
+        <w:t>de archieven met betrekking tot N</w:t>
       </w:r>
       <w:r>
         <w:rPr>
@@ -3560,7 +3595,7 @@
           <w:sz w:val="24"/>
           <w:u w:val="single"/>
         </w:rPr>
-        <w:hyperlink r:id="rId23" w:history="1">
+        <w:hyperlink r:id="rId25" w:history="1">
           <w:r>
             <w:rPr>
               <w:rStyle w:val="Hyperlink"/>
@@ -3689,7 +3724,25 @@
           <w:color w:val="000000"/>
           <w:sz w:val="24"/>
         </w:rPr>
-        <w:t xml:space="preserve">. Het </w:t>
+        <w:t>. H</w:t>
+      </w:r>
+      <w:r>
+        <w:rPr>
+          <w:u w:val="single" w:color="0000ff"/>
+          <w:rFonts w:ascii="Charis SIL Italic" w:hAnsi="Charis SIL Italic" w:eastAsia="Charis SIL Italic"/>
+          <w:b w:val="0"/>
+          <w:i w:val="0"/>
+          <w:color w:val="000000"/>
+          <w:sz w:val="24"/>
+        </w:rPr>
+        <w:hyperlink r:id="rId24" w:history="1">
+          <w:r>
+            <w:rPr>
+              <w:rStyle w:val="Hyperlink"/>
+            </w:rPr>
+            <w:t xml:space="preserve">et </w:t>
+          </w:r>
+        </w:hyperlink>
       </w:r>
       <w:r>
         <w:rPr>
@@ -3700,7 +3753,7 @@
           <w:sz w:val="24"/>
           <w:u w:val="single"/>
         </w:rPr>
-        <w:hyperlink r:id="rId27" w:history="1">
+        <w:hyperlink r:id="rId24" w:history="1">
           <w:r>
             <w:rPr>
               <w:rStyle w:val="Hyperlink"/>
@@ -3729,7 +3782,7 @@
           <w:sz w:val="24"/>
           <w:u w:val="single"/>
         </w:rPr>
-        <w:hyperlink r:id="rId27" w:history="1">
+        <w:hyperlink r:id="rId24" w:history="1">
           <w:r>
             <w:rPr>
               <w:rStyle w:val="Hyperlink"/>
@@ -3764,7 +3817,35 @@
           <w:color w:val="000000"/>
           <w:sz w:val="24"/>
         </w:rPr>
-        <w:t xml:space="preserve">bezit de fotocollectie van het </w:t>
+        <w:t xml:space="preserve">bezit de fotocollectie van </w:t>
+      </w:r>
+      <w:r>
+        <w:rPr>
+          <w:u w:val="single" w:color="0000ff"/>
+          <w:rFonts w:ascii="Charis SIL Italic" w:hAnsi="Charis SIL Italic" w:eastAsia="Charis SIL Italic"/>
+          <w:b w:val="0"/>
+          <w:i w:val="0"/>
+          <w:color w:val="000000"/>
+          <w:sz w:val="24"/>
+        </w:rPr>
+        <w:t>h</w:t>
+      </w:r>
+      <w:r>
+        <w:rPr>
+          <w:rFonts w:ascii="Charis SIL Italic" w:hAnsi="Charis SIL Italic" w:eastAsia="Charis SIL Italic"/>
+          <w:b w:val="0"/>
+          <w:i w:val="0"/>
+          <w:color w:val="000000"/>
+          <w:sz w:val="24"/>
+        </w:rPr>
+        <w:hyperlink r:id="rId25" w:history="1">
+          <w:r>
+            <w:rPr>
+              <w:rStyle w:val="Hyperlink"/>
+            </w:rPr>
+            <w:t xml:space="preserve">et </w:t>
+          </w:r>
+        </w:hyperlink>
       </w:r>
       <w:r>
         <w:rPr>
@@ -3775,7 +3856,7 @@
           <w:sz w:val="24"/>
           <w:u w:val="single"/>
         </w:rPr>
-        <w:hyperlink r:id="rId28" w:history="1">
+        <w:hyperlink r:id="rId25" w:history="1">
           <w:r>
             <w:rPr>
               <w:rStyle w:val="Hyperlink"/>

--- a/EXPORTS/DOCX/published/niveau1/Dutch/Sources.docx
+++ b/EXPORTS/DOCX/published/niveau1/Dutch/Sources.docx
@@ -1391,6 +1391,7 @@
       </w:r>
       <w:r>
         <w:rPr>
+          <w:u w:val="single" w:color="0000ff"/>
           <w:rFonts w:ascii="Charis SIL Italic" w:hAnsi="Charis SIL Italic" w:eastAsia="Charis SIL Italic"/>
           <w:b w:val="0"/>
           <w:i w:val="0"/>
@@ -1491,7 +1492,14 @@
           <w:sz w:val="24"/>
           <w:u w:val="single"/>
         </w:rPr>
-        <w:t>B</w:t>
+        <w:hyperlink r:id="rId16" w:history="1">
+          <w:r>
+            <w:rPr>
+              <w:rStyle w:val="Hyperlink"/>
+            </w:rPr>
+            <w:t>B</w:t>
+          </w:r>
+        </w:hyperlink>
       </w:r>
       <w:r>
         <w:rPr>
@@ -1502,7 +1510,7 @@
           <w:sz w:val="24"/>
           <w:u w:val="single"/>
         </w:rPr>
-        <w:hyperlink r:id="rId15" w:history="1">
+        <w:hyperlink r:id="rId16" w:history="1">
           <w:r>
             <w:rPr>
               <w:rStyle w:val="Hyperlink"/>
@@ -1531,7 +1539,7 @@
           <w:sz w:val="24"/>
           <w:u w:val="single"/>
         </w:rPr>
-        <w:hyperlink r:id="rId15" w:history="1">
+        <w:hyperlink r:id="rId16" w:history="1">
           <w:r>
             <w:rPr>
               <w:rStyle w:val="Hyperlink"/>
@@ -1549,7 +1557,7 @@
           <w:sz w:val="24"/>
           <w:u w:val="single"/>
         </w:rPr>
-        <w:hyperlink r:id="rId15" w:history="1">
+        <w:hyperlink r:id="rId16" w:history="1">
           <w:r>
             <w:rPr>
               <w:rStyle w:val="Hyperlink"/>
@@ -2162,13 +2170,31 @@
       </w:r>
       <w:r>
         <w:rPr>
+          <w:u w:val="single" w:color="0000ff"/>
           <w:rFonts w:ascii="Charis SIL Italic" w:hAnsi="Charis SIL Italic" w:eastAsia="Charis SIL Italic"/>
           <w:b w:val="0"/>
           <w:i w:val="0"/>
           <w:color w:val="000000"/>
           <w:sz w:val="24"/>
         </w:rPr>
-        <w:t>(stam</w:t>
+        <w:hyperlink r:id="rId17" w:history="1">
+          <w:r>
+            <w:rPr>
+              <w:rStyle w:val="Hyperlink"/>
+            </w:rPr>
+            <w:t>(sta</w:t>
+          </w:r>
+        </w:hyperlink>
+      </w:r>
+      <w:r>
+        <w:rPr>
+          <w:rFonts w:ascii="Charis SIL Italic" w:hAnsi="Charis SIL Italic" w:eastAsia="Charis SIL Italic"/>
+          <w:b w:val="0"/>
+          <w:i w:val="0"/>
+          <w:color w:val="000000"/>
+          <w:sz w:val="24"/>
+        </w:rPr>
+        <w:t>m</w:t>
       </w:r>
       <w:r>
         <w:rPr>
@@ -2638,7 +2664,7 @@
           <w:sz w:val="24"/>
           <w:u w:val="single"/>
         </w:rPr>
-        <w:hyperlink r:id="rId18" w:history="1">
+        <w:hyperlink r:id="rId19" w:history="1">
           <w:r>
             <w:rPr>
               <w:rStyle w:val="Hyperlink"/>
@@ -2712,7 +2738,83 @@
           <w:color w:val="000000"/>
           <w:sz w:val="24"/>
         </w:rPr>
-        <w:t>de archieven met betrekking tot N</w:t>
+        <w:t>de archieven m</w:t>
+      </w:r>
+      <w:r>
+        <w:rPr>
+          <w:u w:val="single" w:color="0000ff"/>
+          <w:rFonts w:ascii="Charis SIL Italic" w:hAnsi="Charis SIL Italic" w:eastAsia="Charis SIL Italic"/>
+          <w:b w:val="0"/>
+          <w:i w:val="0"/>
+          <w:color w:val="000000"/>
+          <w:sz w:val="24"/>
+        </w:rPr>
+        <w:t>e</w:t>
+      </w:r>
+      <w:r>
+        <w:rPr>
+          <w:u w:val="single" w:color="0000ff"/>
+          <w:rFonts w:ascii="Charis SIL Italic" w:hAnsi="Charis SIL Italic" w:eastAsia="Charis SIL Italic"/>
+          <w:b w:val="0"/>
+          <w:i w:val="0"/>
+          <w:color w:val="000000"/>
+          <w:sz w:val="24"/>
+        </w:rPr>
+        <w:hyperlink r:id="rId19" w:history="1">
+          <w:r>
+            <w:rPr>
+              <w:rStyle w:val="Hyperlink"/>
+            </w:rPr>
+            <w:t>t b</w:t>
+          </w:r>
+        </w:hyperlink>
+      </w:r>
+      <w:r>
+        <w:rPr>
+          <w:u w:val="single" w:color="0000ff"/>
+          <w:rFonts w:ascii="Charis SIL Italic" w:hAnsi="Charis SIL Italic" w:eastAsia="Charis SIL Italic"/>
+          <w:b w:val="0"/>
+          <w:i w:val="0"/>
+          <w:color w:val="000000"/>
+          <w:sz w:val="24"/>
+        </w:rPr>
+        <w:hyperlink r:id="rId19" w:history="1">
+          <w:r>
+            <w:rPr>
+              <w:rStyle w:val="Hyperlink"/>
+            </w:rPr>
+            <w:t>etrekking</w:t>
+          </w:r>
+        </w:hyperlink>
+      </w:r>
+      <w:r>
+        <w:rPr>
+          <w:u w:val="single" w:color="0000ff"/>
+          <w:rFonts w:ascii="Charis SIL Italic" w:hAnsi="Charis SIL Italic" w:eastAsia="Charis SIL Italic"/>
+          <w:b w:val="0"/>
+          <w:i w:val="0"/>
+          <w:color w:val="000000"/>
+          <w:sz w:val="24"/>
+        </w:rPr>
+        <w:t xml:space="preserve"> </w:t>
+      </w:r>
+      <w:r>
+        <w:rPr>
+          <w:u w:val="single" w:color="0000ff"/>
+          <w:rFonts w:ascii="Charis SIL Italic" w:hAnsi="Charis SIL Italic" w:eastAsia="Charis SIL Italic"/>
+          <w:b w:val="0"/>
+          <w:i w:val="0"/>
+          <w:color w:val="000000"/>
+          <w:sz w:val="24"/>
+        </w:rPr>
+        <w:hyperlink r:id="rId19" w:history="1">
+          <w:r>
+            <w:rPr>
+              <w:rStyle w:val="Hyperlink"/>
+            </w:rPr>
+            <w:t>tot N</w:t>
+          </w:r>
+        </w:hyperlink>
       </w:r>
       <w:r>
         <w:rPr>
@@ -3340,7 +3442,7 @@
           <w:sz w:val="24"/>
           <w:u w:val="single"/>
         </w:rPr>
-        <w:hyperlink r:id="rId22" w:history="1">
+        <w:hyperlink r:id="rId16" w:history="1">
           <w:r>
             <w:rPr>
               <w:rStyle w:val="Hyperlink"/>
@@ -3642,7 +3744,7 @@
           <w:sz w:val="24"/>
           <w:u w:val="single"/>
         </w:rPr>
-        <w:hyperlink r:id="rId25" w:history="1">
+        <w:hyperlink r:id="rId23" w:history="1">
           <w:r>
             <w:rPr>
               <w:rStyle w:val="Hyperlink"/>
@@ -3660,7 +3762,14 @@
           <w:color w:val="000000"/>
           <w:sz w:val="24"/>
         </w:rPr>
-        <w:t xml:space="preserve"> en </w:t>
+        <w:hyperlink r:id="rId23" w:history="1">
+          <w:r>
+            <w:rPr>
+              <w:rStyle w:val="Hyperlink"/>
+            </w:rPr>
+            <w:t xml:space="preserve"> en </w:t>
+          </w:r>
+        </w:hyperlink>
       </w:r>
       <w:r>
         <w:rPr>
@@ -3671,7 +3780,7 @@
           <w:sz w:val="24"/>
           <w:u w:val="single"/>
         </w:rPr>
-        <w:hyperlink r:id="rId26" w:history="1">
+        <w:hyperlink r:id="rId23" w:history="1">
           <w:r>
             <w:rPr>
               <w:rStyle w:val="Hyperlink"/>
@@ -3689,7 +3798,7 @@
           <w:sz w:val="24"/>
           <w:u w:val="single"/>
         </w:rPr>
-        <w:hyperlink r:id="rId26" w:history="1">
+        <w:hyperlink r:id="rId23" w:history="1">
           <w:r>
             <w:rPr>
               <w:rStyle w:val="Hyperlink"/>
@@ -3932,7 +4041,7 @@
           <w:sz w:val="24"/>
           <w:u w:val="single"/>
         </w:rPr>
-        <w:hyperlink r:id="rId26" w:history="1">
+        <w:hyperlink r:id="rId28" w:history="1">
           <w:r>
             <w:rPr>
               <w:rStyle w:val="Hyperlink"/>
@@ -4717,32 +4826,13 @@
       </w:r>
       <w:r>
         <w:rPr>
-          <w:u w:val="single" w:color="0000ff"/>
           <w:rFonts w:ascii="Charis SIL Italic" w:hAnsi="Charis SIL Italic" w:eastAsia="Charis SIL Italic"/>
           <w:b w:val="0"/>
           <w:i w:val="0"/>
           <w:color w:val="000000"/>
           <w:sz w:val="24"/>
         </w:rPr>
-        <w:t xml:space="preserve"> </w:t>
-      </w:r>
-      <w:r>
-        <w:rPr>
-          <w:u w:val="single" w:color="0000ff"/>
-          <w:rFonts w:ascii="Charis SIL Italic" w:hAnsi="Charis SIL Italic" w:eastAsia="Charis SIL Italic"/>
-          <w:b w:val="0"/>
-          <w:i w:val="0"/>
-          <w:color w:val="000000"/>
-          <w:sz w:val="24"/>
-        </w:rPr>
-        <w:hyperlink r:id="rId31" w:history="1">
-          <w:r>
-            <w:rPr>
-              <w:rStyle w:val="Hyperlink"/>
-            </w:rPr>
-            <w:t xml:space="preserve">en </w:t>
-          </w:r>
-        </w:hyperlink>
+        <w:t xml:space="preserve"> en </w:t>
       </w:r>
       <w:r>
         <w:rPr>
@@ -4753,14 +4843,7 @@
           <w:sz w:val="24"/>
           <w:u w:val="single"/>
         </w:rPr>
-        <w:hyperlink r:id="rId31" w:history="1">
-          <w:r>
-            <w:rPr>
-              <w:rStyle w:val="Hyperlink"/>
-            </w:rPr>
-            <w:t>Nati</w:t>
-          </w:r>
-        </w:hyperlink>
+        <w:t>Nationaal Archief Cur</w:t>
       </w:r>
       <w:r>
         <w:rPr>
@@ -4771,130 +4854,7 @@
           <w:sz w:val="24"/>
           <w:u w:val="single"/>
         </w:rPr>
-        <w:hyperlink r:id="rId31" w:history="1">
-          <w:r>
-            <w:rPr>
-              <w:rStyle w:val="Hyperlink"/>
-            </w:rPr>
-            <w:t>o</w:t>
-          </w:r>
-        </w:hyperlink>
-      </w:r>
-      <w:r>
-        <w:rPr>
-          <w:rFonts w:ascii="Charis SIL Italic" w:hAnsi="Charis SIL Italic" w:eastAsia="Charis SIL Italic"/>
-          <w:b w:val="0"/>
-          <w:i w:val="0"/>
-          <w:color w:val="0000FF"/>
-          <w:sz w:val="24"/>
-          <w:u w:val="single"/>
-        </w:rPr>
-        <w:hyperlink r:id="rId31" w:history="1">
-          <w:r>
-            <w:rPr>
-              <w:rStyle w:val="Hyperlink"/>
-            </w:rPr>
-            <w:t>naal</w:t>
-          </w:r>
-        </w:hyperlink>
-      </w:r>
-      <w:r>
-        <w:rPr>
-          <w:rFonts w:ascii="Charis SIL Italic" w:hAnsi="Charis SIL Italic" w:eastAsia="Charis SIL Italic"/>
-          <w:b w:val="0"/>
-          <w:i w:val="0"/>
-          <w:color w:val="0000FF"/>
-          <w:sz w:val="24"/>
-          <w:u w:val="single"/>
-        </w:rPr>
-        <w:t xml:space="preserve"> </w:t>
-      </w:r>
-      <w:r>
-        <w:rPr>
-          <w:rFonts w:ascii="Charis SIL Italic" w:hAnsi="Charis SIL Italic" w:eastAsia="Charis SIL Italic"/>
-          <w:b w:val="0"/>
-          <w:i w:val="0"/>
-          <w:color w:val="0000FF"/>
-          <w:sz w:val="24"/>
-          <w:u w:val="single"/>
-        </w:rPr>
-        <w:hyperlink r:id="rId31" w:history="1">
-          <w:r>
-            <w:rPr>
-              <w:rStyle w:val="Hyperlink"/>
-            </w:rPr>
-            <w:t>Arch</w:t>
-          </w:r>
-        </w:hyperlink>
-      </w:r>
-      <w:r>
-        <w:rPr>
-          <w:rFonts w:ascii="Charis SIL Italic" w:hAnsi="Charis SIL Italic" w:eastAsia="Charis SIL Italic"/>
-          <w:b w:val="0"/>
-          <w:i w:val="0"/>
-          <w:color w:val="0000FF"/>
-          <w:sz w:val="24"/>
-          <w:u w:val="single"/>
-        </w:rPr>
-        <w:t>i</w:t>
-      </w:r>
-      <w:r>
-        <w:rPr>
-          <w:rFonts w:ascii="Charis SIL Italic" w:hAnsi="Charis SIL Italic" w:eastAsia="Charis SIL Italic"/>
-          <w:b w:val="0"/>
-          <w:i w:val="0"/>
-          <w:color w:val="0000FF"/>
-          <w:sz w:val="24"/>
-          <w:u w:val="single"/>
-        </w:rPr>
         <w:hyperlink r:id="rId32" w:history="1">
-          <w:r>
-            <w:rPr>
-              <w:rStyle w:val="Hyperlink"/>
-            </w:rPr>
-            <w:t>ef</w:t>
-          </w:r>
-        </w:hyperlink>
-      </w:r>
-      <w:r>
-        <w:rPr>
-          <w:rFonts w:ascii="Charis SIL Italic" w:hAnsi="Charis SIL Italic" w:eastAsia="Charis SIL Italic"/>
-          <w:b w:val="0"/>
-          <w:i w:val="0"/>
-          <w:color w:val="0000FF"/>
-          <w:sz w:val="24"/>
-          <w:u w:val="single"/>
-        </w:rPr>
-        <w:t xml:space="preserve"> </w:t>
-      </w:r>
-      <w:r>
-        <w:rPr>
-          <w:rFonts w:ascii="Charis SIL Italic" w:hAnsi="Charis SIL Italic" w:eastAsia="Charis SIL Italic"/>
-          <w:b w:val="0"/>
-          <w:i w:val="0"/>
-          <w:color w:val="0000FF"/>
-          <w:sz w:val="24"/>
-          <w:u w:val="single"/>
-        </w:rPr>
-        <w:hyperlink r:id="rId34" w:history="1">
-          <w:r>
-            <w:rPr>
-              <w:rStyle w:val="Hyperlink"/>
-            </w:rPr>
-            <w:t>Cur</w:t>
-          </w:r>
-        </w:hyperlink>
-      </w:r>
-      <w:r>
-        <w:rPr>
-          <w:rFonts w:ascii="Charis SIL Italic" w:hAnsi="Charis SIL Italic" w:eastAsia="Charis SIL Italic"/>
-          <w:b w:val="0"/>
-          <w:i w:val="0"/>
-          <w:color w:val="0000FF"/>
-          <w:sz w:val="24"/>
-          <w:u w:val="single"/>
-        </w:rPr>
-        <w:hyperlink r:id="rId34" w:history="1">
           <w:r>
             <w:rPr>
               <w:rStyle w:val="Hyperlink"/>
@@ -5070,6 +5030,7 @@
       </w:r>
       <w:r>
         <w:rPr>
+          <w:u w:val="single" w:color="0000ff"/>
           <w:rFonts w:ascii="Charis SIL Italic" w:hAnsi="Charis SIL Italic" w:eastAsia="Charis SIL Italic"/>
           <w:b w:val="0"/>
           <w:i w:val="0"/>
@@ -5087,7 +5048,7 @@
           <w:sz w:val="24"/>
           <w:u w:val="single"/>
         </w:rPr>
-        <w:hyperlink r:id="rId35" w:history="1">
+        <w:hyperlink r:id="rId34" w:history="1">
           <w:r>
             <w:rPr>
               <w:rStyle w:val="Hyperlink"/>
@@ -5105,7 +5066,7 @@
           <w:sz w:val="24"/>
           <w:u w:val="single"/>
         </w:rPr>
-        <w:hyperlink r:id="rId35" w:history="1">
+        <w:hyperlink r:id="rId34" w:history="1">
           <w:r>
             <w:rPr>
               <w:rStyle w:val="Hyperlink"/>
@@ -5162,7 +5123,7 @@
           <w:color w:val="000000"/>
           <w:sz w:val="24"/>
         </w:rPr>
-        <w:hyperlink r:id="rId34" w:history="1">
+        <w:hyperlink r:id="rId35" w:history="1">
           <w:r>
             <w:rPr>
               <w:rStyle w:val="Hyperlink"/>
@@ -5815,7 +5776,7 @@
           <w:sz w:val="24"/>
           <w:u w:val="single"/>
         </w:rPr>
-        <w:hyperlink r:id="rId38" w:history="1">
+        <w:hyperlink r:id="rId39" w:history="1">
           <w:r>
             <w:rPr>
               <w:rStyle w:val="Hyperlink"/>
@@ -5833,7 +5794,7 @@
           <w:sz w:val="24"/>
           <w:u w:val="single"/>
         </w:rPr>
-        <w:hyperlink r:id="rId38" w:history="1">
+        <w:hyperlink r:id="rId39" w:history="1">
           <w:r>
             <w:rPr>
               <w:rStyle w:val="Hyperlink"/>

--- a/EXPORTS/DOCX/published/niveau1/Dutch/Sources.docx
+++ b/EXPORTS/DOCX/published/niveau1/Dutch/Sources.docx
@@ -3695,45 +3695,8 @@
           <w:i w:val="0"/>
           <w:color w:val="0000FF"/>
           <w:sz w:val="24"/>
-          <w:u w:val="single"/>
-        </w:rPr>
-        <w:hyperlink r:id="rId25" w:history="1">
-          <w:r>
-            <w:rPr>
-              <w:rStyle w:val="Hyperlink"/>
-            </w:rPr>
-            <w:t>Nationaal</w:t>
-          </w:r>
-        </w:hyperlink>
-      </w:r>
-      <w:r>
-        <w:rPr>
-          <w:rFonts w:ascii="Charis SIL Italic" w:hAnsi="Charis SIL Italic" w:eastAsia="Charis SIL Italic"/>
-          <w:b w:val="0"/>
-          <w:i w:val="0"/>
-          <w:color w:val="0000FF"/>
-          <w:sz w:val="24"/>
-          <w:u w:val="single"/>
-        </w:rPr>
-        <w:t xml:space="preserve"> </w:t>
-      </w:r>
-      <w:r>
-        <w:rPr>
-          <w:rFonts w:ascii="Charis SIL Italic" w:hAnsi="Charis SIL Italic" w:eastAsia="Charis SIL Italic"/>
-          <w:b w:val="0"/>
-          <w:i w:val="0"/>
-          <w:color w:val="0000FF"/>
-          <w:sz w:val="24"/>
-          <w:u w:val="single"/>
-        </w:rPr>
-        <w:hyperlink r:id="rId25" w:history="1">
-          <w:r>
-            <w:rPr>
-              <w:rStyle w:val="Hyperlink"/>
-            </w:rPr>
-            <w:t>A</w:t>
-          </w:r>
-        </w:hyperlink>
+        </w:rPr>
+        <w:t>Nationaal A</w:t>
       </w:r>
       <w:r>
         <w:rPr>
@@ -3816,7 +3779,7 @@
           <w:sz w:val="24"/>
           <w:u w:val="single"/>
         </w:rPr>
-        <w:hyperlink r:id="rId26" w:history="1">
+        <w:hyperlink r:id="rId25" w:history="1">
           <w:r>
             <w:rPr>
               <w:rStyle w:val="Hyperlink"/>
@@ -3909,7 +3872,7 @@
           <w:sz w:val="24"/>
           <w:u w:val="single"/>
         </w:rPr>
-        <w:hyperlink r:id="rId27" w:history="1">
+        <w:hyperlink r:id="rId26" w:history="1">
           <w:r>
             <w:rPr>
               <w:rStyle w:val="Hyperlink"/>
@@ -3947,7 +3910,7 @@
           <w:color w:val="000000"/>
           <w:sz w:val="24"/>
         </w:rPr>
-        <w:hyperlink r:id="rId25" w:history="1">
+        <w:hyperlink r:id="rId27" w:history="1">
           <w:r>
             <w:rPr>
               <w:rStyle w:val="Hyperlink"/>
@@ -3965,7 +3928,7 @@
           <w:sz w:val="24"/>
           <w:u w:val="single"/>
         </w:rPr>
-        <w:hyperlink r:id="rId25" w:history="1">
+        <w:hyperlink r:id="rId27" w:history="1">
           <w:r>
             <w:rPr>
               <w:rStyle w:val="Hyperlink"/>
@@ -3983,7 +3946,7 @@
           <w:sz w:val="24"/>
           <w:u w:val="single"/>
         </w:rPr>
-        <w:hyperlink r:id="rId25" w:history="1">
+        <w:hyperlink r:id="rId27" w:history="1">
           <w:r>
             <w:rPr>
               <w:rStyle w:val="Hyperlink"/>
@@ -4059,7 +4022,7 @@
           <w:color w:val="000000"/>
           <w:sz w:val="24"/>
         </w:rPr>
-        <w:hyperlink r:id="rId26" w:history="1">
+        <w:hyperlink r:id="rId25" w:history="1">
           <w:r>
             <w:rPr>
               <w:rStyle w:val="Hyperlink"/>
@@ -4815,7 +4778,7 @@
           <w:sz w:val="24"/>
           <w:u w:val="single"/>
         </w:rPr>
-        <w:hyperlink r:id="rId31" w:history="1">
+        <w:hyperlink r:id="rId33" w:history="1">
           <w:r>
             <w:rPr>
               <w:rStyle w:val="Hyperlink"/>
@@ -4826,6 +4789,7 @@
       </w:r>
       <w:r>
         <w:rPr>
+          <w:u w:val="single" w:color="0000ff"/>
           <w:rFonts w:ascii="Charis SIL Italic" w:hAnsi="Charis SIL Italic" w:eastAsia="Charis SIL Italic"/>
           <w:b w:val="0"/>
           <w:i w:val="0"/>
@@ -5066,7 +5030,7 @@
           <w:sz w:val="24"/>
           <w:u w:val="single"/>
         </w:rPr>
-        <w:hyperlink r:id="rId34" w:history="1">
+        <w:hyperlink r:id="rId33" w:history="1">
           <w:r>
             <w:rPr>
               <w:rStyle w:val="Hyperlink"/>
@@ -5315,101 +5279,7 @@
           <w:color w:val="000000"/>
           <w:sz w:val="24"/>
         </w:rPr>
-        <w:t xml:space="preserve"> dat zich bij het Arsip</w:t>
-      </w:r>
-      <w:r>
-        <w:rPr>
-          <w:u w:val="single" w:color="0000ff"/>
-          <w:rFonts w:ascii="Charis SIL Italic" w:hAnsi="Charis SIL Italic" w:eastAsia="Charis SIL Italic"/>
-          <w:b w:val="0"/>
-          <w:i w:val="0"/>
-          <w:color w:val="000000"/>
-          <w:sz w:val="24"/>
-        </w:rPr>
-        <w:hyperlink r:id="rId36" w:history="1">
-          <w:r>
-            <w:rPr>
-              <w:rStyle w:val="Hyperlink"/>
-            </w:rPr>
-            <w:t xml:space="preserve"> Nasional in</w:t>
-          </w:r>
-        </w:hyperlink>
-      </w:r>
-      <w:r>
-        <w:rPr>
-          <w:u w:val="single" w:color="0000ff"/>
-          <w:rFonts w:ascii="Charis SIL Italic" w:hAnsi="Charis SIL Italic" w:eastAsia="Charis SIL Italic"/>
-          <w:b w:val="0"/>
-          <w:i w:val="0"/>
-          <w:color w:val="000000"/>
-          <w:sz w:val="24"/>
-        </w:rPr>
-        <w:hyperlink r:id="rId36" w:history="1">
-          <w:r>
-            <w:rPr>
-              <w:rStyle w:val="Hyperlink"/>
-            </w:rPr>
-            <w:t xml:space="preserve"> Jakarta bevi</w:t>
-          </w:r>
-        </w:hyperlink>
-      </w:r>
-      <w:r>
-        <w:rPr>
-          <w:u w:val="single" w:color="0000ff"/>
-          <w:rFonts w:ascii="Charis SIL Italic" w:hAnsi="Charis SIL Italic" w:eastAsia="Charis SIL Italic"/>
-          <w:b w:val="0"/>
-          <w:i w:val="0"/>
-          <w:color w:val="000000"/>
-          <w:sz w:val="24"/>
-        </w:rPr>
-        <w:hyperlink r:id="rId36" w:history="1">
-          <w:r>
-            <w:rPr>
-              <w:rStyle w:val="Hyperlink"/>
-            </w:rPr>
-            <w:t>ndt,</w:t>
-          </w:r>
-        </w:hyperlink>
-      </w:r>
-      <w:r>
-        <w:rPr>
-          <w:u w:val="single" w:color="0000ff"/>
-          <w:rFonts w:ascii="Charis SIL Italic" w:hAnsi="Charis SIL Italic" w:eastAsia="Charis SIL Italic"/>
-          <w:b w:val="0"/>
-          <w:i w:val="0"/>
-          <w:color w:val="000000"/>
-          <w:sz w:val="24"/>
-        </w:rPr>
-        <w:t xml:space="preserve"> </w:t>
-      </w:r>
-      <w:r>
-        <w:rPr>
-          <w:u w:val="single" w:color="0000ff"/>
-          <w:rFonts w:ascii="Charis SIL Italic" w:hAnsi="Charis SIL Italic" w:eastAsia="Charis SIL Italic"/>
-          <w:b w:val="0"/>
-          <w:i w:val="0"/>
-          <w:color w:val="000000"/>
-          <w:sz w:val="24"/>
-        </w:rPr>
-        <w:hyperlink r:id="rId36" w:history="1">
-          <w:r>
-            <w:rPr>
-              <w:rStyle w:val="Hyperlink"/>
-            </w:rPr>
-            <w:t xml:space="preserve">de stad </w:t>
-          </w:r>
-        </w:hyperlink>
-      </w:r>
-      <w:r>
-        <w:rPr>
-          <w:u w:val="single" w:color="0000ff"/>
-          <w:rFonts w:ascii="Charis SIL Italic" w:hAnsi="Charis SIL Italic" w:eastAsia="Charis SIL Italic"/>
-          <w:b w:val="0"/>
-          <w:i w:val="0"/>
-          <w:color w:val="000000"/>
-          <w:sz w:val="24"/>
-        </w:rPr>
-        <w:t>w</w:t>
+        <w:t xml:space="preserve"> dat zich bij het Arsip Nasional in Jakarta bevindt, de stad w</w:t>
       </w:r>
       <w:r>
         <w:rPr>
